--- a/docs/guideline/6축_가이드라인_수정초안_2026-10-27.docx
+++ b/docs/guideline/6축_가이드라인_수정초안_2026-10-27.docx
@@ -1511,7 +1511,7 @@
                   <w:sz w:val="19"/>
                   <w:lang w:eastAsia="ko-KR"/>
                 </w:rPr>
-                <w:t xml:space="preserve">② 달라진 것이 평가어의 정도나 어감뿐입니까? 예 → 보존 (예: overbearing → "압도적인"). 단, 추측·가능성이 단정으로 바뀌는 등 확실성이 달라졌으면 ①에 해당하므로 훼손입니다.</w:t>
+                <w:t xml:space="preserve">② 달라진 것이 평가어의 정도나 어감뿐입니까? 예 → 보존 (예: harsh → "엄격한"). 단, 추측·가능성이 단정으로 바뀌는 등 확실성이 달라졌으면 ①에 해당하므로 훼손입니다.</w:t>
               </w:r>
             </w:ins>
           </w:p>
@@ -5252,7 +5252,7 @@
                   <w:sz w:val="19"/>
                   <w:lang w:eastAsia="ko-KR"/>
                 </w:rPr>
-                <w:t xml:space="preserve">It is important that parents review the school rules.</w:t>
+                <w:t xml:space="preserve">Visitors are advised to check in at the front desk.</w:t>
               </w:r>
             </w:ins>
           </w:p>

--- a/docs/guideline/6축_가이드라인_수정초안_2026-10-27.docx
+++ b/docs/guideline/6축_가이드라인_수정초안_2026-10-27.docx
@@ -1511,7 +1511,7 @@
                   <w:sz w:val="19"/>
                   <w:lang w:eastAsia="ko-KR"/>
                 </w:rPr>
-                <w:t xml:space="preserve">② 달라진 것이 평가어의 정도나 어감뿐입니까? 예 → 보존 (예: harsh → "엄격한"). 단, 추측·가능성이 단정으로 바뀌는 등 확실성이 달라졌으면 ①에 해당하므로 훼손입니다.</w:t>
+                <w:t xml:space="preserve">② 달라진 것이 평가어의 정도뿐입니까? 예 → 보존 (예: harsh → "엄격한"). 단, 평가 내용 자체가 달라졌거나(예: 부정적 평가가 중립적인 말로 바뀜), 추측·기대가 가능성이나 단정으로 바뀌는 등 확실성이 달라졌으면 ①에 해당하므로 훼손입니다.</w:t>
               </w:r>
             </w:ins>
           </w:p>

--- a/docs/guideline/6축_가이드라인_수정초안_2026-10-27.docx
+++ b/docs/guideline/6축_가이드라인_수정초안_2026-10-27.docx
@@ -1801,7 +1801,7 @@
                   <w:sz w:val="19"/>
                   <w:lang w:eastAsia="ko-KR"/>
                 </w:rPr>
-                <w:t xml:space="preserve">② 기능의 종류는 같고 강도나 말투만 달라졌습니까? 예 → 보존. 의무·권고의 강도는 Deontic, 높임·격식은 Register에서 판정합니다.</w:t>
+                <w:t xml:space="preserve">② 기능의 종류는 같고 강도나 말투만 달라졌습니까? 예 → 보존. 지시·요청·권고는 모두 상대가 행동하도록 이끄는 말이므로 Context에서는 같은 종류로 봅니다. 의무·권고의 강도는 Deontic, 높임·격식은 Register에서 판정합니다.</w:t>
               </w:r>
             </w:ins>
           </w:p>
@@ -4773,7 +4773,7 @@
           <w:rPr>
             <w:lang w:eastAsia="ko-KR"/>
           </w:rPr>
-          <w:t xml:space="preserve">입니다. 행동을 지시하는 기능은 남아 있으므로 </w:t>
+          <w:t xml:space="preserve">입니다. 착용하도록 이끄는 기능(지시·권고)은 남아 있으므로 </w:t>
         </w:r>
         <w:r>
           <w:rPr>

--- a/docs/guideline/6축_가이드라인_수정초안_2026-10-27.docx
+++ b/docs/guideline/6축_가이드라인_수정초안_2026-10-27.docx
@@ -10870,7 +10870,7 @@
           <w:sz w:val="20"/>
           <w:szCs w:val="20"/>
         </w:rPr>
-        <w:t xml:space="preserve">[운영 확인] 대화문·편지 문항의 관계 정보를 문항 준비 단계에서 누가 작성할지 정해야 합니다. 관계와 기대 격식만 적고, 정답을 암시하는 내용은 넣지 않습니다.</w:t>
+        <w:t xml:space="preserve">대화문·편지 문항의 관계 정보는 관계와 기대 격식만 적고, 정답을 암시하는 내용은 넣지 않습니다.</w:t>
       </w:r>
     </w:p>
   </w:comment>
